--- a/Programacion II/Kit docente/Clase 11/Quiz Clase 11 - CLAVE DOCENTE.docx
+++ b/Programacion II/Kit docente/Clase 11/Quiz Clase 11 - CLAVE DOCENTE.docx
@@ -149,7 +149,7 @@
           <w:color w:val="2B2B2B"/>
           <w:sz w:val="20"/>
         </w:rPr>
-        <w:t>8. [Abierta] Porque hay defectos que solo se ven corriendo: la búsqueda que nunca encuentra por comparar con ==, el NullPointerException al buscar un ID inexistente, el mascotas.csv que queda en cero bytes. Además, un hallazgo inventado o mal comprobado quema la credibilidad de todo el informe y le da al equipo autor una excusa para no atender el resto. Ejecutar permite reportar la evidencia textual del mensaje o de la excepción observada.</w:t>
+        <w:t>8. [Abierta] Porque hay defectos que solo se ven corriendo: la búsqueda que nunca encuentra por comparar con ==, el NullPointerException al buscar un ID inexistente, el mascotas.csv que queda en cero bytes. Además, un hallazgo inventado o mal comprobado quema la credibilidad de todo el informe y le da al autor una excusa para no atender el resto. Ejecutar permite reportar la evidencia textual del mensaje o de la excepción observada.</w:t>
       </w:r>
     </w:p>
     <w:sectPr>
